--- a/AQVH-910 Use Case Paper.docx
+++ b/AQVH-910 Use Case Paper.docx
@@ -261,6 +261,13 @@
           <w:szCs w:val="36"/>
         </w:rPr>
         <w:t>B. Venkatesh, P. Charan Teja</w:t>
+      </w:r>
+      <w:r>
+        <w:rPr>
+          <w:sz w:val="36"/>
+          <w:szCs w:val="36"/>
+        </w:rPr>
+        <w:t>, G. Sai Teju Sree</w:t>
       </w:r>
     </w:p>
     <w:p>
@@ -368,7 +375,7 @@
             <w:sz w:val="36"/>
             <w:szCs w:val="36"/>
           </w:rPr>
-          <w:t>chakri9701@gmail.com</w:t>
+          <w:t>charithpulaganti9701@gmail.com</w:t>
         </w:r>
       </w:hyperlink>
     </w:p>
@@ -583,39 +590,7 @@
           <w:sz w:val="36"/>
           <w:szCs w:val="36"/>
         </w:rPr>
-        <w:t xml:space="preserve">Random numbers are important for security, online transactions, games, and research. Normal random number generators (PRNGs) are based on formulas, so they can be guessed or hacked. Our project builds a Quantum Random Number Generator (QRNG) that uses the laws of quantum mechanics to create truly random numbers. We also added a system to check and prove the randomness using statistical tests. The project was developed using </w:t>
-      </w:r>
-      <w:proofErr w:type="spellStart"/>
-      <w:r>
-        <w:rPr>
-          <w:sz w:val="36"/>
-          <w:szCs w:val="36"/>
-        </w:rPr>
-        <w:t>Qiskit</w:t>
-      </w:r>
-      <w:proofErr w:type="spellEnd"/>
-      <w:r>
-        <w:rPr>
-          <w:sz w:val="36"/>
-          <w:szCs w:val="36"/>
-        </w:rPr>
-        <w:t xml:space="preserve"> (quantum toolkit), </w:t>
-      </w:r>
-      <w:proofErr w:type="spellStart"/>
-      <w:r>
-        <w:rPr>
-          <w:sz w:val="36"/>
-          <w:szCs w:val="36"/>
-        </w:rPr>
-        <w:t>FastAPI</w:t>
-      </w:r>
-      <w:proofErr w:type="spellEnd"/>
-      <w:r>
-        <w:rPr>
-          <w:sz w:val="36"/>
-          <w:szCs w:val="36"/>
-        </w:rPr>
-        <w:t xml:space="preserve"> (backend), and React (frontend dashboard). The key highlight is that our system not only generates random numbers but also shows their quality through live reports and graphs.</w:t>
+        <w:t>Random numbers are important for security, online transactions, games, and research. Normal random number generators (PRNGs) are based on formulas, so they can be guessed or hacked. Our project builds a Quantum Random Number Generator (QRNG) that uses the laws of quantum mechanics to create truly random numbers. We also added a system to check and prove the randomness using statistical tests. The project was developed using Qiskit (quantum toolkit), FastAPI (backend), and React (frontend dashboard). The key highlight is that our system not only generates random numbers but also shows their quality through live reports and graphs.</w:t>
       </w:r>
     </w:p>
     <w:p>
@@ -1065,21 +1040,12 @@
           <w:szCs w:val="36"/>
         </w:rPr>
       </w:pPr>
-      <w:proofErr w:type="spellStart"/>
-      <w:r>
-        <w:rPr>
-          <w:sz w:val="36"/>
-          <w:szCs w:val="36"/>
-        </w:rPr>
-        <w:t>FastAPI</w:t>
-      </w:r>
-      <w:proofErr w:type="spellEnd"/>
-      <w:r>
-        <w:rPr>
-          <w:sz w:val="36"/>
-          <w:szCs w:val="36"/>
-        </w:rPr>
-        <w:t xml:space="preserve"> for backend services</w:t>
+      <w:r>
+        <w:rPr>
+          <w:sz w:val="36"/>
+          <w:szCs w:val="36"/>
+        </w:rPr>
+        <w:t>FastAPI for backend services</w:t>
       </w:r>
     </w:p>
     <w:p>
@@ -1398,7 +1364,23 @@
             <w:sz w:val="36"/>
             <w:szCs w:val="36"/>
           </w:rPr>
-          <w:t>https://drive.google.com/drive/folders/1cXsXRG9KKBr2b7blT94wPSydSLUXLL6J?usp=sharing</w:t>
+          <w:t>https://drive.go</w:t>
+        </w:r>
+        <w:r>
+          <w:rPr>
+            <w:rStyle w:val="Hyperlink"/>
+            <w:sz w:val="36"/>
+            <w:szCs w:val="36"/>
+          </w:rPr>
+          <w:t>o</w:t>
+        </w:r>
+        <w:r>
+          <w:rPr>
+            <w:rStyle w:val="Hyperlink"/>
+            <w:sz w:val="36"/>
+            <w:szCs w:val="36"/>
+          </w:rPr>
+          <w:t>gle.com/drive/folders/1cXsXRG9KKBr2b7blT94wPSydSLUXLL6J?usp=sharing</w:t>
         </w:r>
       </w:hyperlink>
     </w:p>
@@ -2670,7 +2652,23 @@
             <w:sz w:val="36"/>
             <w:szCs w:val="36"/>
           </w:rPr>
-          <w:t>CharithPulaganti/QRNG: Quantum Random Number Generator</w:t>
+          <w:t>CharithPulaga</w:t>
+        </w:r>
+        <w:r>
+          <w:rPr>
+            <w:rStyle w:val="Hyperlink"/>
+            <w:sz w:val="36"/>
+            <w:szCs w:val="36"/>
+          </w:rPr>
+          <w:t>n</w:t>
+        </w:r>
+        <w:r>
+          <w:rPr>
+            <w:rStyle w:val="Hyperlink"/>
+            <w:sz w:val="36"/>
+            <w:szCs w:val="36"/>
+          </w:rPr>
+          <w:t>ti/QRNG: Quantum Random Number Generator</w:t>
         </w:r>
       </w:hyperlink>
     </w:p>
@@ -2765,30 +2763,27 @@
           <w:szCs w:val="36"/>
         </w:rPr>
       </w:pPr>
-    </w:p>
-    <w:p>
-      <w:pPr>
-        <w:ind w:left="2160" w:firstLine="720"/>
-        <w:rPr>
-          <w:b/>
-          <w:bCs/>
-          <w:sz w:val="36"/>
-          <w:szCs w:val="36"/>
-        </w:rPr>
-      </w:pPr>
-      <w:r>
-        <w:rPr>
-          <w:b/>
-          <w:bCs/>
-          <w:noProof/>
+      <w:r>
+        <w:rPr>
+          <w:b/>
+          <w:bCs/>
+          <w:sz w:val="36"/>
+          <w:szCs w:val="36"/>
+        </w:rPr>
+        <w:t xml:space="preserve">      </w:t>
+      </w:r>
+      <w:r>
+        <w:rPr>
+          <w:b/>
+          <w:bCs/>
           <w:sz w:val="36"/>
           <w:szCs w:val="36"/>
         </w:rPr>
         <w:drawing>
-          <wp:inline distT="0" distB="0" distL="0" distR="0" wp14:anchorId="1D7A6FCB" wp14:editId="041765E4">
-            <wp:extent cx="3044569" cy="2091193"/>
-            <wp:effectExtent l="0" t="0" r="3810" b="4445"/>
-            <wp:docPr id="287846820" name="Picture 5"/>
+          <wp:inline distT="0" distB="0" distL="0" distR="0" wp14:anchorId="774C982D" wp14:editId="719B9E70">
+            <wp:extent cx="5410200" cy="2594249"/>
+            <wp:effectExtent l="0" t="0" r="0" b="0"/>
+            <wp:docPr id="1034387321" name="Picture 2"/>
             <wp:cNvGraphicFramePr>
               <a:graphicFrameLocks xmlns:a="http://schemas.openxmlformats.org/drawingml/2006/main" noChangeAspect="1"/>
             </wp:cNvGraphicFramePr>
@@ -2796,7 +2791,7 @@
               <a:graphicData uri="http://schemas.openxmlformats.org/drawingml/2006/picture">
                 <pic:pic xmlns:pic="http://schemas.openxmlformats.org/drawingml/2006/picture">
                   <pic:nvPicPr>
-                    <pic:cNvPr id="0" name="Picture 30"/>
+                    <pic:cNvPr id="0" name="Picture 17"/>
                     <pic:cNvPicPr>
                       <a:picLocks noChangeAspect="1" noChangeArrowheads="1"/>
                     </pic:cNvPicPr>
@@ -2817,7 +2812,7 @@
                   <pic:spPr bwMode="auto">
                     <a:xfrm>
                       <a:off x="0" y="0"/>
-                      <a:ext cx="3100404" cy="2129544"/>
+                      <a:ext cx="5559545" cy="2665862"/>
                     </a:xfrm>
                     <a:prstGeom prst="rect">
                       <a:avLst/>
@@ -2833,6 +2828,16 @@
           </wp:inline>
         </w:drawing>
       </w:r>
+    </w:p>
+    <w:p>
+      <w:pPr>
+        <w:rPr>
+          <w:b/>
+          <w:bCs/>
+          <w:sz w:val="36"/>
+          <w:szCs w:val="36"/>
+        </w:rPr>
+      </w:pPr>
     </w:p>
     <w:sectPr>
       <w:pgSz w:w="11906" w:h="16838"/>
@@ -5907,7 +5912,6 @@
   <w:style w:type="character" w:default="1" w:styleId="DefaultParagraphFont">
     <w:name w:val="Default Paragraph Font"/>
     <w:uiPriority w:val="1"/>
-    <w:semiHidden/>
     <w:unhideWhenUsed/>
   </w:style>
   <w:style w:type="table" w:default="1" w:styleId="TableNormal">
